--- a/docs/onboarding/AutoBericht-Guida-Rapida-IT.docx
+++ b/docs/onboarding/AutoBericht-Guida-Rapida-IT.docx
@@ -290,10 +290,10 @@
           <w:b/>
           <w:bCs/>
         </w:rPr>
-        <w:t xml:space="preserve">Locale</w:t>
-      </w:r>
-      <w:r>
-        <w:t xml:space="preserve">, scegli la lingua (</w:t>
+        <w:t xml:space="preserve">Language</w:t>
+      </w:r>
+      <w:r>
+        <w:t xml:space="preserve">, scegli la lingua del report (</w:t>
       </w:r>
       <w:r>
         <w:rPr>
@@ -346,7 +346,7 @@
         <w:pStyle w:val="FirstParagraph"/>
       </w:pPr>
       <w:r>
-        <w:t xml:space="preserve">Cerchi rossi: Locale, Import Self-Assessment, Word/PPT Export.</w:t>
+        <w:t xml:space="preserve">Cerchi rossi: Language, Import Self-Assessment, Word/PPT Export.</w:t>
       </w:r>
     </w:p>
     <w:p>
@@ -423,7 +423,7 @@
         </w:numPr>
       </w:pPr>
       <w:r>
-        <w:t xml:space="preserve">Metti le foto originali in</w:t>
+        <w:t xml:space="preserve">Metti le foto e i video originali in</w:t>
       </w:r>
       <w:r>
         <w:t xml:space="preserve"> </w:t>
@@ -613,7 +613,7 @@
         <w:t xml:space="preserve">Import photos</w:t>
       </w:r>
       <w:r>
-        <w:t xml:space="preserve">: import + resize in</w:t>
+        <w:t xml:space="preserve">: le copie delle immagini vengono ridimensionate in</w:t>
       </w:r>
       <w:r>
         <w:t xml:space="preserve"> </w:t>
@@ -628,7 +628,34 @@
         <w:t xml:space="preserve"> </w:t>
       </w:r>
       <w:r>
-        <w:t xml:space="preserve">(lato lungo max. 1920 px).</w:t>
+        <w:t xml:space="preserve">(lato lungo max. 1920 px); i video vengono copiati in</w:t>
+      </w:r>
+      <w:r>
+        <w:t xml:space="preserve"> </w:t>
+      </w:r>
+      <w:r>
+        <w:rPr>
+          <w:rStyle w:val="VerbatimChar"/>
+        </w:rPr>
+        <w:t xml:space="preserve">photos/videos</w:t>
+      </w:r>
+      <w:r>
+        <w:t xml:space="preserve">. Gli originali in</w:t>
+      </w:r>
+      <w:r>
+        <w:t xml:space="preserve"> </w:t>
+      </w:r>
+      <w:r>
+        <w:rPr>
+          <w:rStyle w:val="VerbatimChar"/>
+        </w:rPr>
+        <w:t xml:space="preserve">photos/raw</w:t>
+      </w:r>
+      <w:r>
+        <w:t xml:space="preserve"> </w:t>
+      </w:r>
+      <w:r>
+        <w:t xml:space="preserve">restano intatti.</w:t>
       </w:r>
     </w:p>
     <w:p>
@@ -1518,7 +1545,11 @@
     </w:p>
     <w:bookmarkEnd w:id="54"/>
     <w:bookmarkEnd w:id="55"/>
-    <w:sectPr/>
+    <w:sectPr>
+      <w:footnotePr>
+        <w:numRestart w:val="eachSect"/>
+      </w:footnotePr>
+    </w:sectPr>
   </w:body>
 </w:document>
 </file>
